--- a/T41_V012_Files/T41_V012_Assembly_Manuals/Source_Files/T41_RF_Board_Assembly_Manual__V12.8_061726.docx
+++ b/T41_V012_Files/T41_V012_Assembly_Manuals/Source_Files/T41_RF_Board_Assembly_Manual__V12.8_061726.docx
@@ -154,31 +154,7 @@
           <w:lang w:val="de-DE"/>
           <w14:ligatures w14:val="standardContextual"/>
         </w:rPr>
-        <w:t xml:space="preserve">WJ </w:t>
-      </w:r>
-      <w:proofErr w:type="gramStart"/>
-      <w:r>
-        <w:rPr>
-          <w:rFonts w:ascii="Calibri" w:hAnsi="Calibri" w:cs="Calibri"/>
-          <w:b/>
-          <w:bCs/>
-          <w:kern w:val="2"/>
-          <w:lang w:val="de-DE"/>
-          <w14:ligatures w14:val="standardContextual"/>
-        </w:rPr>
-        <w:t>Schmidt  -</w:t>
-      </w:r>
-      <w:proofErr w:type="gramEnd"/>
-      <w:r>
-        <w:rPr>
-          <w:rFonts w:ascii="Calibri" w:hAnsi="Calibri" w:cs="Calibri"/>
-          <w:b/>
-          <w:bCs/>
-          <w:kern w:val="2"/>
-          <w:lang w:val="de-DE"/>
-          <w14:ligatures w14:val="standardContextual"/>
-        </w:rPr>
-        <w:t xml:space="preserve"> K9HZ</w:t>
+        <w:t>WJ Schmidt  - K9HZ</w:t>
       </w:r>
     </w:p>
     <w:p>
@@ -204,6 +180,7 @@
           <w:bCs/>
           <w:color w:val="FF0000"/>
           <w:kern w:val="2"/>
+          <w:lang w:val="de-DE"/>
           <w14:ligatures w14:val="standardContextual"/>
         </w:rPr>
       </w:pPr>
@@ -213,6 +190,7 @@
           <w:b/>
           <w:bCs/>
           <w:kern w:val="2"/>
+          <w:lang w:val="de-DE"/>
           <w14:ligatures w14:val="standardContextual"/>
         </w:rPr>
         <w:t>INTRODUCTION</w:t>
@@ -259,15 +237,175 @@
           <w:kern w:val="2"/>
           <w14:ligatures w14:val="standardContextual"/>
         </w:rPr>
-        <w:t xml:space="preserve"> which puts the local oscillator on the same board and the RF traces as short as possible for the best performance.</w:t>
-      </w:r>
-      <w:r>
-        <w:rPr>
-          <w:rFonts w:ascii="Calibri" w:hAnsi="Calibri" w:cs="Calibri"/>
-          <w:kern w:val="2"/>
-          <w14:ligatures w14:val="standardContextual"/>
-        </w:rPr>
-        <w:t xml:space="preserve">  The QFN footprint devices for the Si5351 oscillator and the two PE4312 attenuators have been moved to pre-made modules that plug into the V12.8 RF board like ICs, making the soldering job and overall assembly much easier.  In addition, the </w:t>
+        <w:t xml:space="preserve"> which </w:t>
+      </w:r>
+      <w:r>
+        <w:rPr>
+          <w:rFonts w:ascii="Calibri" w:hAnsi="Calibri" w:cs="Calibri"/>
+          <w:kern w:val="2"/>
+          <w14:ligatures w14:val="standardContextual"/>
+        </w:rPr>
+        <w:t>places</w:t>
+      </w:r>
+      <w:r>
+        <w:rPr>
+          <w:rFonts w:ascii="Calibri" w:hAnsi="Calibri" w:cs="Calibri"/>
+          <w:kern w:val="2"/>
+          <w14:ligatures w14:val="standardContextual"/>
+        </w:rPr>
+        <w:t xml:space="preserve"> the local oscillator on the same board and</w:t>
+      </w:r>
+      <w:r>
+        <w:rPr>
+          <w:rFonts w:ascii="Calibri" w:hAnsi="Calibri" w:cs="Calibri"/>
+          <w:kern w:val="2"/>
+          <w14:ligatures w14:val="standardContextual"/>
+        </w:rPr>
+        <w:t xml:space="preserve"> allows the </w:t>
+      </w:r>
+      <w:r>
+        <w:rPr>
+          <w:rFonts w:ascii="Calibri" w:hAnsi="Calibri" w:cs="Calibri"/>
+          <w:kern w:val="2"/>
+          <w14:ligatures w14:val="standardContextual"/>
+        </w:rPr>
+        <w:t xml:space="preserve">RF traces </w:t>
+      </w:r>
+      <w:r>
+        <w:rPr>
+          <w:rFonts w:ascii="Calibri" w:hAnsi="Calibri" w:cs="Calibri"/>
+          <w:kern w:val="2"/>
+          <w14:ligatures w14:val="standardContextual"/>
+        </w:rPr>
+        <w:t xml:space="preserve">to be </w:t>
+      </w:r>
+      <w:r>
+        <w:rPr>
+          <w:rFonts w:ascii="Calibri" w:hAnsi="Calibri" w:cs="Calibri"/>
+          <w:kern w:val="2"/>
+          <w14:ligatures w14:val="standardContextual"/>
+        </w:rPr>
+        <w:t xml:space="preserve">as short as possible for the best </w:t>
+      </w:r>
+      <w:r>
+        <w:rPr>
+          <w:rFonts w:ascii="Calibri" w:hAnsi="Calibri" w:cs="Calibri"/>
+          <w:kern w:val="2"/>
+          <w14:ligatures w14:val="standardContextual"/>
+        </w:rPr>
+        <w:t xml:space="preserve">overall RF </w:t>
+      </w:r>
+      <w:r>
+        <w:rPr>
+          <w:rFonts w:ascii="Calibri" w:hAnsi="Calibri" w:cs="Calibri"/>
+          <w:kern w:val="2"/>
+          <w14:ligatures w14:val="standardContextual"/>
+        </w:rPr>
+        <w:t>performance.</w:t>
+      </w:r>
+      <w:r>
+        <w:rPr>
+          <w:rFonts w:ascii="Calibri" w:hAnsi="Calibri" w:cs="Calibri"/>
+          <w:kern w:val="2"/>
+          <w14:ligatures w14:val="standardContextual"/>
+        </w:rPr>
+        <w:t xml:space="preserve">  The QFN footprint devices for the Si5351 oscillator and the two PE4312 attenuators have been moved to pre-made modules that plug into the V12.8 RF board like ICs, making the soldering and overall assembly much easier</w:t>
+      </w:r>
+      <w:r>
+        <w:rPr>
+          <w:rFonts w:ascii="Calibri" w:hAnsi="Calibri" w:cs="Calibri"/>
+          <w:kern w:val="2"/>
+          <w14:ligatures w14:val="standardContextual"/>
+        </w:rPr>
+        <w:t xml:space="preserve"> than the V12.6 RF board</w:t>
+      </w:r>
+      <w:r>
+        <w:rPr>
+          <w:rFonts w:ascii="Calibri" w:hAnsi="Calibri" w:cs="Calibri"/>
+          <w:kern w:val="2"/>
+          <w14:ligatures w14:val="standardContextual"/>
+        </w:rPr>
+        <w:t xml:space="preserve">.  </w:t>
+      </w:r>
+      <w:r>
+        <w:rPr>
+          <w:rFonts w:ascii="Calibri" w:hAnsi="Calibri" w:cs="Calibri"/>
+          <w:kern w:val="2"/>
+          <w14:ligatures w14:val="standardContextual"/>
+        </w:rPr>
+        <w:t xml:space="preserve">An additional benefit to these modules is the possibility for additional experimentation without rebuilding the entire RF board.  The new Oscillator board uses the more complex version of the si5351 with several oscillators that allows automated calibration.  In addition the RF attenuator module can have one of two PE4312 attenuation parts for either </w:t>
+      </w:r>
+      <w:r>
+        <w:rPr>
+          <w:rFonts w:ascii="Calibri" w:hAnsi="Calibri" w:cs="Calibri"/>
+          <w:kern w:val="2"/>
+          <w14:ligatures w14:val="standardContextual"/>
+        </w:rPr>
+        <w:t>0-</w:t>
+      </w:r>
+      <w:r>
+        <w:rPr>
+          <w:rFonts w:ascii="Calibri" w:hAnsi="Calibri" w:cs="Calibri"/>
+          <w:kern w:val="2"/>
+          <w14:ligatures w14:val="standardContextual"/>
+        </w:rPr>
+        <w:t>31</w:t>
+      </w:r>
+      <w:r>
+        <w:rPr>
+          <w:rFonts w:ascii="Calibri" w:hAnsi="Calibri" w:cs="Calibri"/>
+          <w:kern w:val="2"/>
+          <w14:ligatures w14:val="standardContextual"/>
+        </w:rPr>
+        <w:t>.5</w:t>
+      </w:r>
+      <w:r>
+        <w:rPr>
+          <w:rFonts w:ascii="Calibri" w:hAnsi="Calibri" w:cs="Calibri"/>
+          <w:kern w:val="2"/>
+          <w14:ligatures w14:val="standardContextual"/>
+        </w:rPr>
+        <w:t xml:space="preserve"> or </w:t>
+      </w:r>
+      <w:r>
+        <w:rPr>
+          <w:rFonts w:ascii="Calibri" w:hAnsi="Calibri" w:cs="Calibri"/>
+          <w:kern w:val="2"/>
+          <w14:ligatures w14:val="standardContextual"/>
+        </w:rPr>
+        <w:t>0-</w:t>
+      </w:r>
+      <w:r>
+        <w:rPr>
+          <w:rFonts w:ascii="Calibri" w:hAnsi="Calibri" w:cs="Calibri"/>
+          <w:kern w:val="2"/>
+          <w14:ligatures w14:val="standardContextual"/>
+        </w:rPr>
+        <w:t>6</w:t>
+      </w:r>
+      <w:r>
+        <w:rPr>
+          <w:rFonts w:ascii="Calibri" w:hAnsi="Calibri" w:cs="Calibri"/>
+          <w:kern w:val="2"/>
+          <w14:ligatures w14:val="standardContextual"/>
+        </w:rPr>
+        <w:t>3</w:t>
+      </w:r>
+      <w:r>
+        <w:rPr>
+          <w:rFonts w:ascii="Calibri" w:hAnsi="Calibri" w:cs="Calibri"/>
+          <w:kern w:val="2"/>
+          <w14:ligatures w14:val="standardContextual"/>
+        </w:rPr>
+        <w:t xml:space="preserve"> db of attenuation. </w:t>
+      </w:r>
+      <w:r>
+        <w:rPr>
+          <w:rFonts w:ascii="Calibri" w:hAnsi="Calibri" w:cs="Calibri"/>
+          <w:kern w:val="2"/>
+          <w14:ligatures w14:val="standardContextual"/>
+        </w:rPr>
+        <w:t xml:space="preserve"> </w:t>
       </w:r>
     </w:p>
     <w:p>
@@ -338,43 +476,7 @@
           <w:kern w:val="2"/>
           <w14:ligatures w14:val="standardContextual"/>
         </w:rPr>
-        <w:t xml:space="preserve">Board power is 12VDC provided by a connector placed on right-hand side of the board.  This is fed </w:t>
-      </w:r>
-      <w:proofErr w:type="gramStart"/>
-      <w:r>
-        <w:rPr>
-          <w:rFonts w:ascii="Calibri" w:hAnsi="Calibri" w:cs="Calibri"/>
-          <w:kern w:val="2"/>
-          <w14:ligatures w14:val="standardContextual"/>
-        </w:rPr>
-        <w:t>to</w:t>
-      </w:r>
-      <w:proofErr w:type="gramEnd"/>
-      <w:r>
-        <w:rPr>
-          <w:rFonts w:ascii="Calibri" w:hAnsi="Calibri" w:cs="Calibri"/>
-          <w:kern w:val="2"/>
-          <w14:ligatures w14:val="standardContextual"/>
-        </w:rPr>
-        <w:t xml:space="preserve"> </w:t>
-      </w:r>
-      <w:proofErr w:type="gramStart"/>
-      <w:r>
-        <w:rPr>
-          <w:rFonts w:ascii="Calibri" w:hAnsi="Calibri" w:cs="Calibri"/>
-          <w:kern w:val="2"/>
-          <w14:ligatures w14:val="standardContextual"/>
-        </w:rPr>
-        <w:t>a 5</w:t>
-      </w:r>
-      <w:proofErr w:type="gramEnd"/>
-      <w:r>
-        <w:rPr>
-          <w:rFonts w:ascii="Calibri" w:hAnsi="Calibri" w:cs="Calibri"/>
-          <w:kern w:val="2"/>
-          <w14:ligatures w14:val="standardContextual"/>
-        </w:rPr>
-        <w:t>V and 3.3V regulators to provide voltage for the remainder of the parts on the board.  Total power draw is on the order 100 ma.</w:t>
+        <w:t>Board power is 12VDC provided by a connector placed on right-hand side of the board.  This is fed to a 5V and 3.3V regulators to provide voltage for the remainder of the parts on the board.  Total power draw is on the order 100 ma.</w:t>
       </w:r>
     </w:p>
     <w:p>
@@ -656,6 +758,7 @@
           <w:kern w:val="2"/>
           <w14:ligatures w14:val="standardContextual"/>
         </w:rPr>
+        <w:lastRenderedPageBreak/>
         <w:t xml:space="preserve">See the following for more information:  </w:t>
       </w:r>
       <w:hyperlink r:id="rId5">
@@ -778,104 +881,47 @@
           <w:rFonts w:ascii="Helvetica Neue" w:eastAsia="Times New Roman" w:hAnsi="Helvetica Neue"/>
         </w:rPr>
         <w:br/>
-        <w:t xml:space="preserve">Turns out, they aren't that bad to put on the PCB. (I did a post on this.) I can pass along some </w:t>
-      </w:r>
-      <w:proofErr w:type="gramStart"/>
-      <w:r>
-        <w:rPr>
-          <w:rFonts w:ascii="Helvetica Neue" w:eastAsia="Times New Roman" w:hAnsi="Helvetica Neue"/>
-        </w:rPr>
-        <w:t>pointers,</w:t>
-      </w:r>
-      <w:proofErr w:type="gramEnd"/>
-      <w:r>
-        <w:rPr>
-          <w:rFonts w:ascii="Helvetica Neue" w:eastAsia="Times New Roman" w:hAnsi="Helvetica Neue"/>
-        </w:rPr>
-        <w:t xml:space="preserve"> that you probably already know but some others may not:</w:t>
-      </w:r>
-    </w:p>
-    <w:p>
-      <w:pPr>
-        <w:rPr>
-          <w:rFonts w:ascii="Helvetica Neue" w:eastAsia="Times New Roman" w:hAnsi="Helvetica Neue"/>
-        </w:rPr>
-      </w:pPr>
-    </w:p>
-    <w:p>
-      <w:pPr>
-        <w:rPr>
-          <w:rFonts w:ascii="Helvetica Neue" w:eastAsia="Times New Roman" w:hAnsi="Helvetica Neue"/>
-        </w:rPr>
-      </w:pPr>
-      <w:r>
-        <w:rPr>
-          <w:rFonts w:ascii="Helvetica Neue" w:eastAsia="Times New Roman" w:hAnsi="Helvetica Neue"/>
-        </w:rPr>
-        <w:t xml:space="preserve">0. Find a place where you can spread out your work, including printouts of the schematic and BOM. Your </w:t>
-      </w:r>
-      <w:proofErr w:type="gramStart"/>
-      <w:r>
-        <w:rPr>
-          <w:rFonts w:ascii="Helvetica Neue" w:eastAsia="Times New Roman" w:hAnsi="Helvetica Neue"/>
-        </w:rPr>
-        <w:t>work station</w:t>
-      </w:r>
-      <w:proofErr w:type="gramEnd"/>
-      <w:r>
-        <w:rPr>
-          <w:rFonts w:ascii="Helvetica Neue" w:eastAsia="Times New Roman" w:hAnsi="Helvetica Neue"/>
-        </w:rPr>
-        <w:t xml:space="preserve"> should be such that you can leave it overnight without having to "clean up". The workspace should also be </w:t>
-      </w:r>
-      <w:proofErr w:type="gramStart"/>
-      <w:r>
-        <w:rPr>
-          <w:rFonts w:ascii="Helvetica Neue" w:eastAsia="Times New Roman" w:hAnsi="Helvetica Neue"/>
-        </w:rPr>
-        <w:t>kid</w:t>
-      </w:r>
-      <w:proofErr w:type="gramEnd"/>
-      <w:r>
-        <w:rPr>
-          <w:rFonts w:ascii="Helvetica Neue" w:eastAsia="Times New Roman" w:hAnsi="Helvetica Neue"/>
-        </w:rPr>
-        <w:t>- and cat-proof. If you get tired, stop. Come back to it tomorrow. Rushing the assembly rarely works out saving time.</w:t>
-      </w:r>
-    </w:p>
-    <w:p>
-      <w:pPr>
-        <w:rPr>
-          <w:rFonts w:ascii="Helvetica Neue" w:eastAsia="Times New Roman" w:hAnsi="Helvetica Neue"/>
-        </w:rPr>
-      </w:pPr>
-    </w:p>
-    <w:p>
-      <w:pPr>
-        <w:rPr>
-          <w:rFonts w:ascii="Helvetica Neue" w:eastAsia="Times New Roman" w:hAnsi="Helvetica Neue"/>
-        </w:rPr>
-      </w:pPr>
-      <w:r>
-        <w:rPr>
-          <w:rFonts w:ascii="Helvetica Neue" w:eastAsia="Times New Roman" w:hAnsi="Helvetica Neue"/>
-        </w:rPr>
-        <w:lastRenderedPageBreak/>
-        <w:t xml:space="preserve">1. Watch some YouTube </w:t>
-      </w:r>
-      <w:proofErr w:type="gramStart"/>
-      <w:r>
-        <w:rPr>
-          <w:rFonts w:ascii="Helvetica Neue" w:eastAsia="Times New Roman" w:hAnsi="Helvetica Neue"/>
-        </w:rPr>
-        <w:t>videos on</w:t>
-      </w:r>
-      <w:proofErr w:type="gramEnd"/>
-      <w:r>
-        <w:rPr>
-          <w:rFonts w:ascii="Helvetica Neue" w:eastAsia="Times New Roman" w:hAnsi="Helvetica Neue"/>
-        </w:rPr>
-        <w:t xml:space="preserve"> using a hot air gun if you don't have any experience with a hot air gun. This one's pretty good: </w:t>
+        <w:t>Turns out, they aren't that bad to put on the PCB. (I did a post on this.) I can pass along some pointers, that you probably already know but some others may not:</w:t>
+      </w:r>
+    </w:p>
+    <w:p>
+      <w:pPr>
+        <w:rPr>
+          <w:rFonts w:ascii="Helvetica Neue" w:eastAsia="Times New Roman" w:hAnsi="Helvetica Neue"/>
+        </w:rPr>
+      </w:pPr>
+    </w:p>
+    <w:p>
+      <w:pPr>
+        <w:rPr>
+          <w:rFonts w:ascii="Helvetica Neue" w:eastAsia="Times New Roman" w:hAnsi="Helvetica Neue"/>
+        </w:rPr>
+      </w:pPr>
+      <w:r>
+        <w:rPr>
+          <w:rFonts w:ascii="Helvetica Neue" w:eastAsia="Times New Roman" w:hAnsi="Helvetica Neue"/>
+        </w:rPr>
+        <w:t>0. Find a place where you can spread out your work, including printouts of the schematic and BOM. Your work station should be such that you can leave it overnight without having to "clean up". The workspace should also be kid- and cat-proof. If you get tired, stop. Come back to it tomorrow. Rushing the assembly rarely works out saving time.</w:t>
+      </w:r>
+    </w:p>
+    <w:p>
+      <w:pPr>
+        <w:rPr>
+          <w:rFonts w:ascii="Helvetica Neue" w:eastAsia="Times New Roman" w:hAnsi="Helvetica Neue"/>
+        </w:rPr>
+      </w:pPr>
+    </w:p>
+    <w:p>
+      <w:pPr>
+        <w:rPr>
+          <w:rFonts w:ascii="Helvetica Neue" w:eastAsia="Times New Roman" w:hAnsi="Helvetica Neue"/>
+        </w:rPr>
+      </w:pPr>
+      <w:r>
+        <w:rPr>
+          <w:rFonts w:ascii="Helvetica Neue" w:eastAsia="Times New Roman" w:hAnsi="Helvetica Neue"/>
+        </w:rPr>
+        <w:t xml:space="preserve">1. Watch some YouTube videos on using a hot air gun if you don't have any experience with a hot air gun. This one's pretty good: </w:t>
       </w:r>
       <w:hyperlink r:id="rId7" w:tgtFrame="_blank">
         <w:r>
@@ -910,77 +956,7 @@
         <w:rPr>
           <w:rFonts w:ascii="Helvetica Neue" w:eastAsia="Times New Roman" w:hAnsi="Helvetica Neue"/>
         </w:rPr>
-        <w:t xml:space="preserve">2. Put </w:t>
-      </w:r>
-      <w:proofErr w:type="gramStart"/>
-      <w:r>
-        <w:rPr>
-          <w:rFonts w:ascii="Helvetica Neue" w:eastAsia="Times New Roman" w:hAnsi="Helvetica Neue"/>
-        </w:rPr>
-        <w:t>all of</w:t>
-      </w:r>
-      <w:proofErr w:type="gramEnd"/>
-      <w:r>
-        <w:rPr>
-          <w:rFonts w:ascii="Helvetica Neue" w:eastAsia="Times New Roman" w:hAnsi="Helvetica Neue"/>
-        </w:rPr>
-        <w:t xml:space="preserve"> the </w:t>
-      </w:r>
-      <w:proofErr w:type="gramStart"/>
-      <w:r>
-        <w:rPr>
-          <w:rFonts w:ascii="Helvetica Neue" w:eastAsia="Times New Roman" w:hAnsi="Helvetica Neue"/>
-        </w:rPr>
-        <w:t>IC's</w:t>
-      </w:r>
-      <w:proofErr w:type="gramEnd"/>
-      <w:r>
-        <w:rPr>
-          <w:rFonts w:ascii="Helvetica Neue" w:eastAsia="Times New Roman" w:hAnsi="Helvetica Neue"/>
-        </w:rPr>
-        <w:t xml:space="preserve"> on first. As you can see above, U2, U22, U23 and others are not soldered in place. Going back and doing it later may loosen some nearby SMDs that are already on </w:t>
-      </w:r>
-      <w:proofErr w:type="gramStart"/>
-      <w:r>
-        <w:rPr>
-          <w:rFonts w:ascii="Helvetica Neue" w:eastAsia="Times New Roman" w:hAnsi="Helvetica Neue"/>
-        </w:rPr>
-        <w:t>the board</w:t>
-      </w:r>
-      <w:proofErr w:type="gramEnd"/>
-      <w:r>
-        <w:rPr>
-          <w:rFonts w:ascii="Helvetica Neue" w:eastAsia="Times New Roman" w:hAnsi="Helvetica Neue"/>
-        </w:rPr>
-        <w:t xml:space="preserve">. The video above shows that other SMDs in the neighborhood are fine </w:t>
-      </w:r>
-      <w:proofErr w:type="gramStart"/>
-      <w:r>
-        <w:rPr>
-          <w:rFonts w:ascii="Helvetica Neue" w:eastAsia="Times New Roman" w:hAnsi="Helvetica Neue"/>
-        </w:rPr>
-        <w:t>as long as</w:t>
-      </w:r>
-      <w:proofErr w:type="gramEnd"/>
-      <w:r>
-        <w:rPr>
-          <w:rFonts w:ascii="Helvetica Neue" w:eastAsia="Times New Roman" w:hAnsi="Helvetica Neue"/>
-        </w:rPr>
-        <w:t xml:space="preserve"> you direct the air flow properly. If some other SMDs loosen, no big deal; just reposition them and redo the connection. Also, make sure you position it correctly. It's hard to see the </w:t>
-      </w:r>
-      <w:proofErr w:type="gramStart"/>
-      <w:r>
-        <w:rPr>
-          <w:rFonts w:ascii="Helvetica Neue" w:eastAsia="Times New Roman" w:hAnsi="Helvetica Neue"/>
-        </w:rPr>
-        <w:t>pin 1</w:t>
-      </w:r>
-      <w:proofErr w:type="gramEnd"/>
-      <w:r>
-        <w:rPr>
-          <w:rFonts w:ascii="Helvetica Neue" w:eastAsia="Times New Roman" w:hAnsi="Helvetica Neue"/>
-        </w:rPr>
-        <w:t xml:space="preserve"> mark on some of the ICs.</w:t>
+        <w:t>2. Put all of the IC's on first. As you can see above, U2, U22, U23 and others are not soldered in place. Going back and doing it later may loosen some nearby SMDs that are already on the board. The video above shows that other SMDs in the neighborhood are fine as long as you direct the air flow properly. If some other SMDs loosen, no big deal; just reposition them and redo the connection. Also, make sure you position it correctly. It's hard to see the pin 1 mark on some of the ICs.</w:t>
       </w:r>
     </w:p>
     <w:p>
@@ -1040,21 +1016,7 @@
         <w:rPr>
           <w:rFonts w:ascii="Helvetica Neue" w:eastAsia="Times New Roman" w:hAnsi="Helvetica Neue"/>
         </w:rPr>
-        <w:t xml:space="preserve">5. Add the "skyscraper" components to the </w:t>
-      </w:r>
-      <w:proofErr w:type="gramStart"/>
-      <w:r>
-        <w:rPr>
-          <w:rFonts w:ascii="Helvetica Neue" w:eastAsia="Times New Roman" w:hAnsi="Helvetica Neue"/>
-        </w:rPr>
-        <w:t>PCB last</w:t>
-      </w:r>
-      <w:proofErr w:type="gramEnd"/>
-      <w:r>
-        <w:rPr>
-          <w:rFonts w:ascii="Helvetica Neue" w:eastAsia="Times New Roman" w:hAnsi="Helvetica Neue"/>
-        </w:rPr>
-        <w:t xml:space="preserve"> (e.g., electrolytics, IDC, SMA, and other connectors) to the board.</w:t>
+        <w:t>5. Add the "skyscraper" components to the PCB last (e.g., electrolytics, IDC, SMA, and other connectors) to the board.</w:t>
       </w:r>
     </w:p>
     <w:p/>
